--- a/MARYAM KHAN_timetable.docx
+++ b/MARYAM KHAN_timetable.docx
@@ -22,92 +22,116 @@
         <w:tblLook w:firstColumn="1" w:firstRow="1" w:lastColumn="0" w:lastRow="0" w:noHBand="0" w:noVBand="1" w:val="04A0"/>
       </w:tblPr>
       <w:tblGrid>
-        <w:gridCol w:w="1080"/>
-        <w:gridCol w:w="1080"/>
-        <w:gridCol w:w="1080"/>
-        <w:gridCol w:w="1080"/>
-        <w:gridCol w:w="1080"/>
-        <w:gridCol w:w="1080"/>
-        <w:gridCol w:w="1080"/>
-        <w:gridCol w:w="1080"/>
+        <w:gridCol w:w="1530"/>
+        <w:gridCol w:w="1530"/>
+        <w:gridCol w:w="1530"/>
+        <w:gridCol w:w="1530"/>
+        <w:gridCol w:w="1530"/>
+        <w:gridCol w:w="1530"/>
+        <w:gridCol w:w="1530"/>
+        <w:gridCol w:w="1530"/>
       </w:tblGrid>
       <w:tr>
         <w:tc>
           <w:tcPr>
-            <w:tcW w:type="dxa" w:w="1080"/>
+            <w:tcW w:type="dxa" w:w="1530"/>
           </w:tcPr>
           <w:p>
             <w:r>
+              <w:rPr>
+                <w:b/>
+              </w:rPr>
               <w:t>Period</w:t>
             </w:r>
           </w:p>
         </w:tc>
         <w:tc>
           <w:tcPr>
-            <w:tcW w:type="dxa" w:w="1080"/>
+            <w:tcW w:type="dxa" w:w="1530"/>
           </w:tcPr>
           <w:p>
             <w:r>
-              <w:t>Mon-Thu Time</w:t>
+              <w:rPr>
+                <w:b/>
+              </w:rPr>
+              <w:t>Mon-Wed Time</w:t>
             </w:r>
           </w:p>
         </w:tc>
         <w:tc>
           <w:tcPr>
-            <w:tcW w:type="dxa" w:w="1080"/>
+            <w:tcW w:type="dxa" w:w="1530"/>
           </w:tcPr>
           <w:p>
             <w:r>
+              <w:rPr>
+                <w:b/>
+              </w:rPr>
               <w:t>Mon</w:t>
             </w:r>
           </w:p>
         </w:tc>
         <w:tc>
           <w:tcPr>
-            <w:tcW w:type="dxa" w:w="1080"/>
+            <w:tcW w:type="dxa" w:w="1530"/>
           </w:tcPr>
           <w:p>
             <w:r>
+              <w:rPr>
+                <w:b/>
+              </w:rPr>
               <w:t>Tue</w:t>
             </w:r>
           </w:p>
         </w:tc>
         <w:tc>
           <w:tcPr>
-            <w:tcW w:type="dxa" w:w="1080"/>
+            <w:tcW w:type="dxa" w:w="1530"/>
           </w:tcPr>
           <w:p>
             <w:r>
+              <w:rPr>
+                <w:b/>
+              </w:rPr>
               <w:t>Wed</w:t>
             </w:r>
           </w:p>
         </w:tc>
         <w:tc>
           <w:tcPr>
-            <w:tcW w:type="dxa" w:w="1080"/>
+            <w:tcW w:type="dxa" w:w="1530"/>
           </w:tcPr>
           <w:p>
             <w:r>
+              <w:rPr>
+                <w:b/>
+              </w:rPr>
               <w:t>Thu</w:t>
             </w:r>
           </w:p>
         </w:tc>
         <w:tc>
           <w:tcPr>
-            <w:tcW w:type="dxa" w:w="1080"/>
+            <w:tcW w:type="dxa" w:w="1530"/>
           </w:tcPr>
           <w:p>
             <w:r>
+              <w:rPr>
+                <w:b/>
+              </w:rPr>
               <w:t>Fri</w:t>
             </w:r>
           </w:p>
         </w:tc>
         <w:tc>
           <w:tcPr>
-            <w:tcW w:type="dxa" w:w="1080"/>
+            <w:tcW w:type="dxa" w:w="1530"/>
           </w:tcPr>
           <w:p>
             <w:r>
+              <w:rPr>
+                <w:b/>
+              </w:rPr>
               <w:t>Fri Time</w:t>
             </w:r>
           </w:p>
@@ -116,7 +140,7 @@
       <w:tr>
         <w:tc>
           <w:tcPr>
-            <w:tcW w:type="dxa" w:w="1080"/>
+            <w:tcW w:type="dxa" w:w="1530"/>
           </w:tcPr>
           <w:p>
             <w:r>
@@ -126,7 +150,7 @@
         </w:tc>
         <w:tc>
           <w:tcPr>
-            <w:tcW w:type="dxa" w:w="1080"/>
+            <w:tcW w:type="dxa" w:w="1530"/>
           </w:tcPr>
           <w:p>
             <w:r>
@@ -136,7 +160,7 @@
         </w:tc>
         <w:tc>
           <w:tcPr>
-            <w:tcW w:type="dxa" w:w="1080"/>
+            <w:tcW w:type="dxa" w:w="1530"/>
           </w:tcPr>
           <w:p>
             <w:r>
@@ -148,7 +172,7 @@
         </w:tc>
         <w:tc>
           <w:tcPr>
-            <w:tcW w:type="dxa" w:w="1080"/>
+            <w:tcW w:type="dxa" w:w="1530"/>
           </w:tcPr>
           <w:p>
             <w:r>
@@ -160,7 +184,7 @@
         </w:tc>
         <w:tc>
           <w:tcPr>
-            <w:tcW w:type="dxa" w:w="1080"/>
+            <w:tcW w:type="dxa" w:w="1530"/>
           </w:tcPr>
           <w:p>
             <w:r>
@@ -172,7 +196,7 @@
         </w:tc>
         <w:tc>
           <w:tcPr>
-            <w:tcW w:type="dxa" w:w="1080"/>
+            <w:tcW w:type="dxa" w:w="1530"/>
           </w:tcPr>
           <w:p>
             <w:r>
@@ -184,7 +208,95 @@
         </w:tc>
         <w:tc>
           <w:tcPr>
-            <w:tcW w:type="dxa" w:w="1080"/>
+            <w:tcW w:type="dxa" w:w="1530"/>
+          </w:tcPr>
+          <w:p>
+            <w:r/>
+          </w:p>
+        </w:tc>
+        <w:tc>
+          <w:tcPr>
+            <w:tcW w:type="dxa" w:w="1530"/>
+          </w:tcPr>
+          <w:p>
+            <w:r>
+              <w:t>8:00-8:40</w:t>
+            </w:r>
+          </w:p>
+        </w:tc>
+      </w:tr>
+      <w:tr>
+        <w:tc>
+          <w:tcPr>
+            <w:tcW w:type="dxa" w:w="1530"/>
+          </w:tcPr>
+          <w:p>
+            <w:r>
+              <w:t>P2</w:t>
+            </w:r>
+          </w:p>
+        </w:tc>
+        <w:tc>
+          <w:tcPr>
+            <w:tcW w:type="dxa" w:w="1530"/>
+          </w:tcPr>
+          <w:p>
+            <w:r>
+              <w:t>8:50-9:30</w:t>
+            </w:r>
+          </w:p>
+        </w:tc>
+        <w:tc>
+          <w:tcPr>
+            <w:tcW w:type="dxa" w:w="1530"/>
+          </w:tcPr>
+          <w:p>
+            <w:r>
+              <w:t>7B</w:t>
+              <w:br/>
+              <w:t>S.ST</w:t>
+            </w:r>
+          </w:p>
+        </w:tc>
+        <w:tc>
+          <w:tcPr>
+            <w:tcW w:type="dxa" w:w="1530"/>
+          </w:tcPr>
+          <w:p>
+            <w:r>
+              <w:t>6B</w:t>
+              <w:br/>
+              <w:t>ENGLISH</w:t>
+            </w:r>
+          </w:p>
+        </w:tc>
+        <w:tc>
+          <w:tcPr>
+            <w:tcW w:type="dxa" w:w="1530"/>
+          </w:tcPr>
+          <w:p>
+            <w:r>
+              <w:t>7B</w:t>
+              <w:br/>
+              <w:t>S.ST</w:t>
+            </w:r>
+          </w:p>
+        </w:tc>
+        <w:tc>
+          <w:tcPr>
+            <w:tcW w:type="dxa" w:w="1530"/>
+          </w:tcPr>
+          <w:p>
+            <w:r>
+              <w:t>6E</w:t>
+              <w:br/>
+              <w:t>ENGLISH</w:t>
+            </w:r>
+          </w:p>
+        </w:tc>
+        <w:tc>
+          <w:tcPr>
+            <w:tcW w:type="dxa" w:w="1530"/>
           </w:tcPr>
           <w:p>
             <w:r>
@@ -196,11 +308,11 @@
         </w:tc>
         <w:tc>
           <w:tcPr>
-            <w:tcW w:type="dxa" w:w="1080"/>
+            <w:tcW w:type="dxa" w:w="1530"/>
           </w:tcPr>
           <w:p>
             <w:r>
-              <w:t>8:00-8:40</w:t>
+              <w:t>8:40-9:15</w:t>
             </w:r>
           </w:p>
         </w:tc>
@@ -208,27 +320,119 @@
       <w:tr>
         <w:tc>
           <w:tcPr>
-            <w:tcW w:type="dxa" w:w="1080"/>
+            <w:tcW w:type="dxa" w:w="1530"/>
           </w:tcPr>
           <w:p>
             <w:r>
-              <w:t>P2</w:t>
+              <w:t>P3</w:t>
             </w:r>
           </w:p>
         </w:tc>
         <w:tc>
           <w:tcPr>
-            <w:tcW w:type="dxa" w:w="1080"/>
+            <w:tcW w:type="dxa" w:w="1530"/>
           </w:tcPr>
           <w:p>
             <w:r>
-              <w:t>8:50-9:30</w:t>
+              <w:t>9:30-10:10</w:t>
             </w:r>
           </w:p>
         </w:tc>
         <w:tc>
           <w:tcPr>
-            <w:tcW w:type="dxa" w:w="1080"/>
+            <w:tcW w:type="dxa" w:w="1530"/>
+          </w:tcPr>
+          <w:p>
+            <w:r/>
+          </w:p>
+        </w:tc>
+        <w:tc>
+          <w:tcPr>
+            <w:tcW w:type="dxa" w:w="1530"/>
+          </w:tcPr>
+          <w:p>
+            <w:r/>
+          </w:p>
+        </w:tc>
+        <w:tc>
+          <w:tcPr>
+            <w:tcW w:type="dxa" w:w="1530"/>
+          </w:tcPr>
+          <w:p>
+            <w:r>
+              <w:t>6B</w:t>
+              <w:br/>
+              <w:t>ENGLISH</w:t>
+            </w:r>
+          </w:p>
+        </w:tc>
+        <w:tc>
+          <w:tcPr>
+            <w:tcW w:type="dxa" w:w="1530"/>
+          </w:tcPr>
+          <w:p>
+            <w:r/>
+          </w:p>
+        </w:tc>
+        <w:tc>
+          <w:tcPr>
+            <w:tcW w:type="dxa" w:w="1530"/>
+          </w:tcPr>
+          <w:p>
+            <w:r>
+              <w:t>6B</w:t>
+              <w:br/>
+              <w:t>ENGLISH</w:t>
+            </w:r>
+          </w:p>
+        </w:tc>
+        <w:tc>
+          <w:tcPr>
+            <w:tcW w:type="dxa" w:w="1530"/>
+          </w:tcPr>
+          <w:p>
+            <w:r>
+              <w:t>9:15-9:50</w:t>
+            </w:r>
+          </w:p>
+        </w:tc>
+      </w:tr>
+      <w:tr>
+        <w:tc>
+          <w:tcPr>
+            <w:tcW w:type="dxa" w:w="1530"/>
+          </w:tcPr>
+          <w:p>
+            <w:r>
+              <w:t>P4</w:t>
+            </w:r>
+          </w:p>
+        </w:tc>
+        <w:tc>
+          <w:tcPr>
+            <w:tcW w:type="dxa" w:w="1530"/>
+          </w:tcPr>
+          <w:p>
+            <w:r>
+              <w:t>10:10-10:50</w:t>
+            </w:r>
+          </w:p>
+        </w:tc>
+        <w:tc>
+          <w:tcPr>
+            <w:tcW w:type="dxa" w:w="1530"/>
+          </w:tcPr>
+          <w:p>
+            <w:r>
+              <w:t>6B</w:t>
+              <w:br/>
+              <w:t>ENGLISH</w:t>
+            </w:r>
+          </w:p>
+        </w:tc>
+        <w:tc>
+          <w:tcPr>
+            <w:tcW w:type="dxa" w:w="1530"/>
           </w:tcPr>
           <w:p>
             <w:r>
@@ -240,7 +444,7 @@
         </w:tc>
         <w:tc>
           <w:tcPr>
-            <w:tcW w:type="dxa" w:w="1080"/>
+            <w:tcW w:type="dxa" w:w="1530"/>
           </w:tcPr>
           <w:p>
             <w:r/>
@@ -248,7 +452,219 @@
         </w:tc>
         <w:tc>
           <w:tcPr>
-            <w:tcW w:type="dxa" w:w="1080"/>
+            <w:tcW w:type="dxa" w:w="1530"/>
+          </w:tcPr>
+          <w:p>
+            <w:r>
+              <w:t>8C</w:t>
+              <w:br/>
+              <w:t>ENGLISH</w:t>
+            </w:r>
+          </w:p>
+        </w:tc>
+        <w:tc>
+          <w:tcPr>
+            <w:tcW w:type="dxa" w:w="1530"/>
+          </w:tcPr>
+          <w:p>
+            <w:r>
+              <w:t>6E</w:t>
+              <w:br/>
+              <w:t>ENGLISH</w:t>
+            </w:r>
+          </w:p>
+        </w:tc>
+        <w:tc>
+          <w:tcPr>
+            <w:tcW w:type="dxa" w:w="1530"/>
+          </w:tcPr>
+          <w:p>
+            <w:r>
+              <w:t>9:50-10:25</w:t>
+            </w:r>
+          </w:p>
+        </w:tc>
+      </w:tr>
+      <w:tr>
+        <w:tc>
+          <w:tcPr>
+            <w:tcW w:type="dxa" w:w="1530"/>
+          </w:tcPr>
+          <w:p>
+            <w:r>
+              <w:t>Lunch</w:t>
+            </w:r>
+          </w:p>
+        </w:tc>
+        <w:tc>
+          <w:tcPr>
+            <w:tcW w:type="dxa" w:w="1530"/>
+          </w:tcPr>
+          <w:p>
+            <w:r>
+              <w:t>10:50-11:20</w:t>
+            </w:r>
+          </w:p>
+        </w:tc>
+        <w:tc>
+          <w:tcPr>
+            <w:tcW w:type="dxa" w:w="1530"/>
+          </w:tcPr>
+          <w:p>
+            <w:r/>
+          </w:p>
+        </w:tc>
+        <w:tc>
+          <w:tcPr>
+            <w:tcW w:type="dxa" w:w="1530"/>
+          </w:tcPr>
+          <w:p>
+            <w:r/>
+          </w:p>
+        </w:tc>
+        <w:tc>
+          <w:tcPr>
+            <w:tcW w:type="dxa" w:w="1530"/>
+          </w:tcPr>
+          <w:p>
+            <w:r/>
+          </w:p>
+        </w:tc>
+        <w:tc>
+          <w:tcPr>
+            <w:tcW w:type="dxa" w:w="1530"/>
+          </w:tcPr>
+          <w:p>
+            <w:r/>
+          </w:p>
+        </w:tc>
+        <w:tc>
+          <w:tcPr>
+            <w:tcW w:type="dxa" w:w="1530"/>
+          </w:tcPr>
+          <w:p>
+            <w:r/>
+          </w:p>
+        </w:tc>
+        <w:tc>
+          <w:tcPr>
+            <w:tcW w:type="dxa" w:w="1530"/>
+          </w:tcPr>
+          <w:p>
+            <w:r>
+              <w:t>10:25-10:55</w:t>
+            </w:r>
+          </w:p>
+        </w:tc>
+      </w:tr>
+      <w:tr>
+        <w:tc>
+          <w:tcPr>
+            <w:tcW w:type="dxa" w:w="1530"/>
+          </w:tcPr>
+          <w:p>
+            <w:r>
+              <w:t>P5</w:t>
+            </w:r>
+          </w:p>
+        </w:tc>
+        <w:tc>
+          <w:tcPr>
+            <w:tcW w:type="dxa" w:w="1530"/>
+          </w:tcPr>
+          <w:p>
+            <w:r>
+              <w:t>11:20-12:00</w:t>
+            </w:r>
+          </w:p>
+        </w:tc>
+        <w:tc>
+          <w:tcPr>
+            <w:tcW w:type="dxa" w:w="1530"/>
+          </w:tcPr>
+          <w:p>
+            <w:r>
+              <w:t>8C</w:t>
+              <w:br/>
+              <w:t>ENGLISH</w:t>
+            </w:r>
+          </w:p>
+        </w:tc>
+        <w:tc>
+          <w:tcPr>
+            <w:tcW w:type="dxa" w:w="1530"/>
+          </w:tcPr>
+          <w:p>
+            <w:r>
+              <w:t>8C</w:t>
+              <w:br/>
+              <w:t>ENGLISH</w:t>
+            </w:r>
+          </w:p>
+        </w:tc>
+        <w:tc>
+          <w:tcPr>
+            <w:tcW w:type="dxa" w:w="1530"/>
+          </w:tcPr>
+          <w:p>
+            <w:r>
+              <w:t>8C</w:t>
+              <w:br/>
+              <w:t>ENGLISH</w:t>
+            </w:r>
+          </w:p>
+        </w:tc>
+        <w:tc>
+          <w:tcPr>
+            <w:tcW w:type="dxa" w:w="1530"/>
+          </w:tcPr>
+          <w:p>
+            <w:r/>
+          </w:p>
+        </w:tc>
+        <w:tc>
+          <w:tcPr>
+            <w:tcW w:type="dxa" w:w="1530"/>
+          </w:tcPr>
+          <w:p>
+            <w:r/>
+          </w:p>
+        </w:tc>
+        <w:tc>
+          <w:tcPr>
+            <w:tcW w:type="dxa" w:w="1530"/>
+          </w:tcPr>
+          <w:p>
+            <w:r>
+              <w:t>10:55-11:35</w:t>
+            </w:r>
+          </w:p>
+        </w:tc>
+      </w:tr>
+      <w:tr>
+        <w:tc>
+          <w:tcPr>
+            <w:tcW w:type="dxa" w:w="1530"/>
+          </w:tcPr>
+          <w:p>
+            <w:r>
+              <w:t>P6</w:t>
+            </w:r>
+          </w:p>
+        </w:tc>
+        <w:tc>
+          <w:tcPr>
+            <w:tcW w:type="dxa" w:w="1530"/>
+          </w:tcPr>
+          <w:p>
+            <w:r>
+              <w:t>12:00-12:40</w:t>
+            </w:r>
+          </w:p>
+        </w:tc>
+        <w:tc>
+          <w:tcPr>
+            <w:tcW w:type="dxa" w:w="1530"/>
           </w:tcPr>
           <w:p>
             <w:r>
@@ -260,7 +676,181 @@
         </w:tc>
         <w:tc>
           <w:tcPr>
-            <w:tcW w:type="dxa" w:w="1080"/>
+            <w:tcW w:type="dxa" w:w="1530"/>
+          </w:tcPr>
+          <w:p>
+            <w:r/>
+          </w:p>
+        </w:tc>
+        <w:tc>
+          <w:tcPr>
+            <w:tcW w:type="dxa" w:w="1530"/>
+          </w:tcPr>
+          <w:p>
+            <w:r/>
+          </w:p>
+        </w:tc>
+        <w:tc>
+          <w:tcPr>
+            <w:tcW w:type="dxa" w:w="1530"/>
+          </w:tcPr>
+          <w:p>
+            <w:r/>
+          </w:p>
+        </w:tc>
+        <w:tc>
+          <w:tcPr>
+            <w:tcW w:type="dxa" w:w="1530"/>
+          </w:tcPr>
+          <w:p>
+            <w:r>
+              <w:t>8C</w:t>
+              <w:br/>
+              <w:t>ENGLISH</w:t>
+            </w:r>
+          </w:p>
+        </w:tc>
+        <w:tc>
+          <w:tcPr>
+            <w:tcW w:type="dxa" w:w="1530"/>
+          </w:tcPr>
+          <w:p>
+            <w:r>
+              <w:t>11:35-12:15</w:t>
+            </w:r>
+          </w:p>
+        </w:tc>
+      </w:tr>
+      <w:tr>
+        <w:tc>
+          <w:tcPr>
+            <w:tcW w:type="dxa" w:w="1530"/>
+          </w:tcPr>
+          <w:p>
+            <w:r>
+              <w:t>P7</w:t>
+            </w:r>
+          </w:p>
+        </w:tc>
+        <w:tc>
+          <w:tcPr>
+            <w:tcW w:type="dxa" w:w="1530"/>
+          </w:tcPr>
+          <w:p>
+            <w:r>
+              <w:t>12:40-1:20</w:t>
+            </w:r>
+          </w:p>
+        </w:tc>
+        <w:tc>
+          <w:tcPr>
+            <w:tcW w:type="dxa" w:w="1530"/>
+          </w:tcPr>
+          <w:p>
+            <w:r>
+              <w:t>6E</w:t>
+              <w:br/>
+              <w:t>ENGLISH</w:t>
+            </w:r>
+          </w:p>
+        </w:tc>
+        <w:tc>
+          <w:tcPr>
+            <w:tcW w:type="dxa" w:w="1530"/>
+          </w:tcPr>
+          <w:p>
+            <w:r/>
+          </w:p>
+        </w:tc>
+        <w:tc>
+          <w:tcPr>
+            <w:tcW w:type="dxa" w:w="1530"/>
+          </w:tcPr>
+          <w:p>
+            <w:r>
+              <w:t>6E</w:t>
+              <w:br/>
+              <w:t>ENGLISH</w:t>
+            </w:r>
+          </w:p>
+        </w:tc>
+        <w:tc>
+          <w:tcPr>
+            <w:tcW w:type="dxa" w:w="1530"/>
+          </w:tcPr>
+          <w:p>
+            <w:r/>
+          </w:p>
+        </w:tc>
+        <w:tc>
+          <w:tcPr>
+            <w:tcW w:type="dxa" w:w="1530"/>
+          </w:tcPr>
+          <w:p>
+            <w:r/>
+          </w:p>
+        </w:tc>
+        <w:tc>
+          <w:tcPr>
+            <w:tcW w:type="dxa" w:w="1530"/>
+          </w:tcPr>
+          <w:p>
+            <w:r/>
+          </w:p>
+        </w:tc>
+      </w:tr>
+      <w:tr>
+        <w:tc>
+          <w:tcPr>
+            <w:tcW w:type="dxa" w:w="1530"/>
+          </w:tcPr>
+          <w:p>
+            <w:r>
+              <w:t>P8</w:t>
+            </w:r>
+          </w:p>
+        </w:tc>
+        <w:tc>
+          <w:tcPr>
+            <w:tcW w:type="dxa" w:w="1530"/>
+          </w:tcPr>
+          <w:p>
+            <w:r>
+              <w:t>1:20-2:00</w:t>
+            </w:r>
+          </w:p>
+        </w:tc>
+        <w:tc>
+          <w:tcPr>
+            <w:tcW w:type="dxa" w:w="1530"/>
+          </w:tcPr>
+          <w:p>
+            <w:r/>
+          </w:p>
+        </w:tc>
+        <w:tc>
+          <w:tcPr>
+            <w:tcW w:type="dxa" w:w="1530"/>
+          </w:tcPr>
+          <w:p>
+            <w:r>
+              <w:t>6E</w:t>
+              <w:br/>
+              <w:t>ENGLISH</w:t>
+            </w:r>
+          </w:p>
+        </w:tc>
+        <w:tc>
+          <w:tcPr>
+            <w:tcW w:type="dxa" w:w="1530"/>
+          </w:tcPr>
+          <w:p>
+            <w:r/>
+          </w:p>
+        </w:tc>
+        <w:tc>
+          <w:tcPr>
+            <w:tcW w:type="dxa" w:w="1530"/>
           </w:tcPr>
           <w:p>
             <w:r>
@@ -272,7 +862,7 @@
         </w:tc>
         <w:tc>
           <w:tcPr>
-            <w:tcW w:type="dxa" w:w="1080"/>
+            <w:tcW w:type="dxa" w:w="1530"/>
           </w:tcPr>
           <w:p>
             <w:r/>
@@ -280,575 +870,7 @@
         </w:tc>
         <w:tc>
           <w:tcPr>
-            <w:tcW w:type="dxa" w:w="1080"/>
-          </w:tcPr>
-          <w:p>
-            <w:r>
-              <w:t>8:40-9:15</w:t>
-            </w:r>
-          </w:p>
-        </w:tc>
-      </w:tr>
-      <w:tr>
-        <w:tc>
-          <w:tcPr>
-            <w:tcW w:type="dxa" w:w="1080"/>
-          </w:tcPr>
-          <w:p>
-            <w:r>
-              <w:t>P3</w:t>
-            </w:r>
-          </w:p>
-        </w:tc>
-        <w:tc>
-          <w:tcPr>
-            <w:tcW w:type="dxa" w:w="1080"/>
-          </w:tcPr>
-          <w:p>
-            <w:r>
-              <w:t>9:30-10:10</w:t>
-            </w:r>
-          </w:p>
-        </w:tc>
-        <w:tc>
-          <w:tcPr>
-            <w:tcW w:type="dxa" w:w="1080"/>
-          </w:tcPr>
-          <w:p>
-            <w:r/>
-          </w:p>
-        </w:tc>
-        <w:tc>
-          <w:tcPr>
-            <w:tcW w:type="dxa" w:w="1080"/>
-          </w:tcPr>
-          <w:p>
-            <w:r/>
-          </w:p>
-        </w:tc>
-        <w:tc>
-          <w:tcPr>
-            <w:tcW w:type="dxa" w:w="1080"/>
-          </w:tcPr>
-          <w:p>
-            <w:r/>
-          </w:p>
-        </w:tc>
-        <w:tc>
-          <w:tcPr>
-            <w:tcW w:type="dxa" w:w="1080"/>
-          </w:tcPr>
-          <w:p>
-            <w:r/>
-          </w:p>
-        </w:tc>
-        <w:tc>
-          <w:tcPr>
-            <w:tcW w:type="dxa" w:w="1080"/>
-          </w:tcPr>
-          <w:p>
-            <w:r>
-              <w:t>6E</w:t>
-              <w:br/>
-              <w:t>ENGLISH</w:t>
-            </w:r>
-          </w:p>
-        </w:tc>
-        <w:tc>
-          <w:tcPr>
-            <w:tcW w:type="dxa" w:w="1080"/>
-          </w:tcPr>
-          <w:p>
-            <w:r>
-              <w:t>9:15-9:50</w:t>
-            </w:r>
-          </w:p>
-        </w:tc>
-      </w:tr>
-      <w:tr>
-        <w:tc>
-          <w:tcPr>
-            <w:tcW w:type="dxa" w:w="1080"/>
-          </w:tcPr>
-          <w:p>
-            <w:r>
-              <w:t>P4</w:t>
-            </w:r>
-          </w:p>
-        </w:tc>
-        <w:tc>
-          <w:tcPr>
-            <w:tcW w:type="dxa" w:w="1080"/>
-          </w:tcPr>
-          <w:p>
-            <w:r>
-              <w:t>10:10-10:50</w:t>
-            </w:r>
-          </w:p>
-        </w:tc>
-        <w:tc>
-          <w:tcPr>
-            <w:tcW w:type="dxa" w:w="1080"/>
-          </w:tcPr>
-          <w:p>
-            <w:r/>
-          </w:p>
-        </w:tc>
-        <w:tc>
-          <w:tcPr>
-            <w:tcW w:type="dxa" w:w="1080"/>
-          </w:tcPr>
-          <w:p>
-            <w:r>
-              <w:t>8C</w:t>
-              <w:br/>
-              <w:t>ENGLISH</w:t>
-            </w:r>
-          </w:p>
-        </w:tc>
-        <w:tc>
-          <w:tcPr>
-            <w:tcW w:type="dxa" w:w="1080"/>
-          </w:tcPr>
-          <w:p>
-            <w:r>
-              <w:t>8C</w:t>
-              <w:br/>
-              <w:t>ENGLISH</w:t>
-            </w:r>
-          </w:p>
-        </w:tc>
-        <w:tc>
-          <w:tcPr>
-            <w:tcW w:type="dxa" w:w="1080"/>
-          </w:tcPr>
-          <w:p>
-            <w:r>
-              <w:t>6E</w:t>
-              <w:br/>
-              <w:t>ENGLISH</w:t>
-            </w:r>
-          </w:p>
-        </w:tc>
-        <w:tc>
-          <w:tcPr>
-            <w:tcW w:type="dxa" w:w="1080"/>
-          </w:tcPr>
-          <w:p>
-            <w:r>
-              <w:t>6B</w:t>
-              <w:br/>
-              <w:t>ENGLISH</w:t>
-            </w:r>
-          </w:p>
-        </w:tc>
-        <w:tc>
-          <w:tcPr>
-            <w:tcW w:type="dxa" w:w="1080"/>
-          </w:tcPr>
-          <w:p>
-            <w:r>
-              <w:t>9:50-10:25</w:t>
-            </w:r>
-          </w:p>
-        </w:tc>
-      </w:tr>
-      <w:tr>
-        <w:tc>
-          <w:tcPr>
-            <w:tcW w:type="dxa" w:w="1080"/>
-          </w:tcPr>
-          <w:p>
-            <w:r>
-              <w:t>P5</w:t>
-            </w:r>
-          </w:p>
-        </w:tc>
-        <w:tc>
-          <w:tcPr>
-            <w:tcW w:type="dxa" w:w="1080"/>
-          </w:tcPr>
-          <w:p>
-            <w:r>
-              <w:t>10:50-11:30</w:t>
-            </w:r>
-          </w:p>
-        </w:tc>
-        <w:tc>
-          <w:tcPr>
-            <w:tcW w:type="dxa" w:w="1080"/>
-          </w:tcPr>
-          <w:p>
-            <w:r/>
-          </w:p>
-        </w:tc>
-        <w:tc>
-          <w:tcPr>
-            <w:tcW w:type="dxa" w:w="1080"/>
-          </w:tcPr>
-          <w:p>
-            <w:r>
-              <w:t>6B</w:t>
-              <w:br/>
-              <w:t>ENGLISH</w:t>
-            </w:r>
-          </w:p>
-        </w:tc>
-        <w:tc>
-          <w:tcPr>
-            <w:tcW w:type="dxa" w:w="1080"/>
-          </w:tcPr>
-          <w:p>
-            <w:r>
-              <w:t>6E</w:t>
-              <w:br/>
-              <w:t>ENGLISH</w:t>
-            </w:r>
-          </w:p>
-        </w:tc>
-        <w:tc>
-          <w:tcPr>
-            <w:tcW w:type="dxa" w:w="1080"/>
-          </w:tcPr>
-          <w:p>
-            <w:r>
-              <w:t>6B</w:t>
-              <w:br/>
-              <w:t>ENGLISH</w:t>
-            </w:r>
-          </w:p>
-        </w:tc>
-        <w:tc>
-          <w:tcPr>
-            <w:tcW w:type="dxa" w:w="1080"/>
-          </w:tcPr>
-          <w:p>
-            <w:r>
-              <w:t>Lunch</w:t>
-            </w:r>
-          </w:p>
-        </w:tc>
-        <w:tc>
-          <w:tcPr>
-            <w:tcW w:type="dxa" w:w="1080"/>
-          </w:tcPr>
-          <w:p>
-            <w:r>
-              <w:t>10:55-11:35</w:t>
-            </w:r>
-          </w:p>
-        </w:tc>
-      </w:tr>
-      <w:tr>
-        <w:tc>
-          <w:tcPr>
-            <w:tcW w:type="dxa" w:w="1080"/>
-          </w:tcPr>
-          <w:p>
-            <w:r>
-              <w:t>Lunch</w:t>
-            </w:r>
-          </w:p>
-        </w:tc>
-        <w:tc>
-          <w:tcPr>
-            <w:tcW w:type="dxa" w:w="1080"/>
-          </w:tcPr>
-          <w:p>
-            <w:r>
-              <w:t>11:30-12:00</w:t>
-            </w:r>
-          </w:p>
-        </w:tc>
-        <w:tc>
-          <w:tcPr>
-            <w:tcW w:type="dxa" w:w="1080"/>
-          </w:tcPr>
-          <w:p>
-            <w:r/>
-          </w:p>
-        </w:tc>
-        <w:tc>
-          <w:tcPr>
-            <w:tcW w:type="dxa" w:w="1080"/>
-          </w:tcPr>
-          <w:p>
-            <w:r/>
-          </w:p>
-        </w:tc>
-        <w:tc>
-          <w:tcPr>
-            <w:tcW w:type="dxa" w:w="1080"/>
-          </w:tcPr>
-          <w:p>
-            <w:r/>
-          </w:p>
-        </w:tc>
-        <w:tc>
-          <w:tcPr>
-            <w:tcW w:type="dxa" w:w="1080"/>
-          </w:tcPr>
-          <w:p>
-            <w:r/>
-          </w:p>
-        </w:tc>
-        <w:tc>
-          <w:tcPr>
-            <w:tcW w:type="dxa" w:w="1080"/>
-          </w:tcPr>
-          <w:p>
-            <w:r/>
-          </w:p>
-        </w:tc>
-        <w:tc>
-          <w:tcPr>
-            <w:tcW w:type="dxa" w:w="1080"/>
-          </w:tcPr>
-          <w:p>
-            <w:r>
-              <w:t>10:25-10:55</w:t>
-            </w:r>
-          </w:p>
-        </w:tc>
-      </w:tr>
-      <w:tr>
-        <w:tc>
-          <w:tcPr>
-            <w:tcW w:type="dxa" w:w="1080"/>
-          </w:tcPr>
-          <w:p>
-            <w:r>
-              <w:t>P6</w:t>
-            </w:r>
-          </w:p>
-        </w:tc>
-        <w:tc>
-          <w:tcPr>
-            <w:tcW w:type="dxa" w:w="1080"/>
-          </w:tcPr>
-          <w:p>
-            <w:r>
-              <w:t>12:00-12:40</w:t>
-            </w:r>
-          </w:p>
-        </w:tc>
-        <w:tc>
-          <w:tcPr>
-            <w:tcW w:type="dxa" w:w="1080"/>
-          </w:tcPr>
-          <w:p>
-            <w:r>
-              <w:t>7B</w:t>
-              <w:br/>
-              <w:t>S.ST</w:t>
-            </w:r>
-          </w:p>
-        </w:tc>
-        <w:tc>
-          <w:tcPr>
-            <w:tcW w:type="dxa" w:w="1080"/>
-          </w:tcPr>
-          <w:p>
-            <w:r/>
-          </w:p>
-        </w:tc>
-        <w:tc>
-          <w:tcPr>
-            <w:tcW w:type="dxa" w:w="1080"/>
-          </w:tcPr>
-          <w:p>
-            <w:r/>
-          </w:p>
-        </w:tc>
-        <w:tc>
-          <w:tcPr>
-            <w:tcW w:type="dxa" w:w="1080"/>
-          </w:tcPr>
-          <w:p>
-            <w:r>
-              <w:t>8C</w:t>
-              <w:br/>
-              <w:t>ENGLISH</w:t>
-            </w:r>
-          </w:p>
-        </w:tc>
-        <w:tc>
-          <w:tcPr>
-            <w:tcW w:type="dxa" w:w="1080"/>
-          </w:tcPr>
-          <w:p>
-            <w:r>
-              <w:t>8C</w:t>
-              <w:br/>
-              <w:t>ENGLISH</w:t>
-            </w:r>
-          </w:p>
-        </w:tc>
-        <w:tc>
-          <w:tcPr>
-            <w:tcW w:type="dxa" w:w="1080"/>
-          </w:tcPr>
-          <w:p>
-            <w:r>
-              <w:t>11:35-12:15</w:t>
-            </w:r>
-          </w:p>
-        </w:tc>
-      </w:tr>
-      <w:tr>
-        <w:tc>
-          <w:tcPr>
-            <w:tcW w:type="dxa" w:w="1080"/>
-          </w:tcPr>
-          <w:p>
-            <w:r>
-              <w:t>P7</w:t>
-            </w:r>
-          </w:p>
-        </w:tc>
-        <w:tc>
-          <w:tcPr>
-            <w:tcW w:type="dxa" w:w="1080"/>
-          </w:tcPr>
-          <w:p>
-            <w:r>
-              <w:t>12:40-1:20</w:t>
-            </w:r>
-          </w:p>
-        </w:tc>
-        <w:tc>
-          <w:tcPr>
-            <w:tcW w:type="dxa" w:w="1080"/>
-          </w:tcPr>
-          <w:p>
-            <w:r>
-              <w:t>6E</w:t>
-              <w:br/>
-              <w:t>ENGLISH</w:t>
-            </w:r>
-          </w:p>
-        </w:tc>
-        <w:tc>
-          <w:tcPr>
-            <w:tcW w:type="dxa" w:w="1080"/>
-          </w:tcPr>
-          <w:p>
-            <w:r/>
-          </w:p>
-        </w:tc>
-        <w:tc>
-          <w:tcPr>
-            <w:tcW w:type="dxa" w:w="1080"/>
-          </w:tcPr>
-          <w:p>
-            <w:r>
-              <w:t>6B</w:t>
-              <w:br/>
-              <w:t>ENGLISH</w:t>
-            </w:r>
-          </w:p>
-        </w:tc>
-        <w:tc>
-          <w:tcPr>
-            <w:tcW w:type="dxa" w:w="1080"/>
-          </w:tcPr>
-          <w:p>
-            <w:r/>
-          </w:p>
-        </w:tc>
-        <w:tc>
-          <w:tcPr>
-            <w:tcW w:type="dxa" w:w="1080"/>
-          </w:tcPr>
-          <w:p>
-            <w:r/>
-          </w:p>
-        </w:tc>
-        <w:tc>
-          <w:tcPr>
-            <w:tcW w:type="dxa" w:w="1080"/>
-          </w:tcPr>
-          <w:p>
-            <w:r/>
-          </w:p>
-        </w:tc>
-      </w:tr>
-      <w:tr>
-        <w:tc>
-          <w:tcPr>
-            <w:tcW w:type="dxa" w:w="1080"/>
-          </w:tcPr>
-          <w:p>
-            <w:r>
-              <w:t>P8</w:t>
-            </w:r>
-          </w:p>
-        </w:tc>
-        <w:tc>
-          <w:tcPr>
-            <w:tcW w:type="dxa" w:w="1080"/>
-          </w:tcPr>
-          <w:p>
-            <w:r>
-              <w:t>1:20-2:00</w:t>
-            </w:r>
-          </w:p>
-        </w:tc>
-        <w:tc>
-          <w:tcPr>
-            <w:tcW w:type="dxa" w:w="1080"/>
-          </w:tcPr>
-          <w:p>
-            <w:r>
-              <w:t>8C</w:t>
-              <w:br/>
-              <w:t>ENGLISH</w:t>
-            </w:r>
-          </w:p>
-        </w:tc>
-        <w:tc>
-          <w:tcPr>
-            <w:tcW w:type="dxa" w:w="1080"/>
-          </w:tcPr>
-          <w:p>
-            <w:r>
-              <w:t>6E</w:t>
-              <w:br/>
-              <w:t>ENGLISH</w:t>
-            </w:r>
-          </w:p>
-        </w:tc>
-        <w:tc>
-          <w:tcPr>
-            <w:tcW w:type="dxa" w:w="1080"/>
-          </w:tcPr>
-          <w:p>
-            <w:r>
-              <w:t>7B</w:t>
-              <w:br/>
-              <w:t>S.ST</w:t>
-            </w:r>
-          </w:p>
-        </w:tc>
-        <w:tc>
-          <w:tcPr>
-            <w:tcW w:type="dxa" w:w="1080"/>
-          </w:tcPr>
-          <w:p>
-            <w:r/>
-          </w:p>
-        </w:tc>
-        <w:tc>
-          <w:tcPr>
-            <w:tcW w:type="dxa" w:w="1080"/>
-          </w:tcPr>
-          <w:p>
-            <w:r/>
-          </w:p>
-        </w:tc>
-        <w:tc>
-          <w:tcPr>
-            <w:tcW w:type="dxa" w:w="1080"/>
+            <w:tcW w:type="dxa" w:w="1530"/>
           </w:tcPr>
           <w:p>
             <w:r/>
@@ -857,7 +879,7 @@
       </w:tr>
     </w:tbl>
     <w:sectPr>
-      <w:pgSz w:w="12240" w:h="15840"/>
+      <w:pgSz w:w="15840" w:h="12240" w:orient="landscape"/>
       <w:pgMar w:top="1440" w:right="1800" w:bottom="1440" w:left="1800" w:header="720" w:footer="720" w:gutter="0"/>
       <w:cols w:space="720"/>
       <w:docGrid w:linePitch="360"/>

--- a/MARYAM KHAN_timetable.docx
+++ b/MARYAM KHAN_timetable.docx
@@ -251,11 +251,7 @@
             <w:tcW w:type="dxa" w:w="1530"/>
           </w:tcPr>
           <w:p>
-            <w:r>
-              <w:t>7B</w:t>
-              <w:br/>
-              <w:t>S.ST</w:t>
-            </w:r>
+            <w:r/>
           </w:p>
         </w:tc>
         <w:tc>
@@ -619,7 +615,11 @@
             <w:tcW w:type="dxa" w:w="1530"/>
           </w:tcPr>
           <w:p>
-            <w:r/>
+            <w:r>
+              <w:t>7B</w:t>
+              <w:br/>
+              <w:t>S.ST</w:t>
+            </w:r>
           </w:p>
         </w:tc>
         <w:tc>

--- a/MARYAM KHAN_timetable.docx
+++ b/MARYAM KHAN_timetable.docx
@@ -211,7 +211,11 @@
             <w:tcW w:type="dxa" w:w="1530"/>
           </w:tcPr>
           <w:p>
-            <w:r/>
+            <w:r>
+              <w:t>7E</w:t>
+              <w:br/>
+              <w:t>ENGLISH</w:t>
+            </w:r>
           </w:p>
         </w:tc>
         <w:tc>
@@ -295,11 +299,7 @@
             <w:tcW w:type="dxa" w:w="1530"/>
           </w:tcPr>
           <w:p>
-            <w:r>
-              <w:t>7E</w:t>
-              <w:br/>
-              <w:t>ENGLISH</w:t>
-            </w:r>
+            <w:r/>
           </w:p>
         </w:tc>
         <w:tc>

--- a/MARYAM KHAN_timetable.docx
+++ b/MARYAM KHAN_timetable.docx
@@ -339,7 +339,11 @@
             <w:tcW w:type="dxa" w:w="1530"/>
           </w:tcPr>
           <w:p>
-            <w:r/>
+            <w:r>
+              <w:t>6E</w:t>
+              <w:br/>
+              <w:t>ENGLISH</w:t>
+            </w:r>
           </w:p>
         </w:tc>
         <w:tc>
@@ -419,11 +423,7 @@
             <w:tcW w:type="dxa" w:w="1530"/>
           </w:tcPr>
           <w:p>
-            <w:r>
-              <w:t>6B</w:t>
-              <w:br/>
-              <w:t>ENGLISH</w:t>
-            </w:r>
+            <w:r/>
           </w:p>
         </w:tc>
         <w:tc>
@@ -748,7 +748,7 @@
           </w:tcPr>
           <w:p>
             <w:r>
-              <w:t>6E</w:t>
+              <w:t>6B</w:t>
               <w:br/>
               <w:t>ENGLISH</w:t>
             </w:r>

--- a/MARYAM KHAN_timetable.docx
+++ b/MARYAM KHAN_timetable.docx
@@ -264,7 +264,7 @@
           </w:tcPr>
           <w:p>
             <w:r>
-              <w:t>6B</w:t>
+              <w:t>7D</w:t>
               <w:br/>
               <w:t>ENGLISH</w:t>
             </w:r>
@@ -451,11 +451,7 @@
             <w:tcW w:type="dxa" w:w="1530"/>
           </w:tcPr>
           <w:p>
-            <w:r>
-              <w:t>8C</w:t>
-              <w:br/>
-              <w:t>ENGLISH</w:t>
-            </w:r>
+            <w:r/>
           </w:p>
         </w:tc>
         <w:tc>
@@ -580,7 +576,7 @@
           </w:tcPr>
           <w:p>
             <w:r>
-              <w:t>8C</w:t>
+              <w:t>6B</w:t>
               <w:br/>
               <w:t>ENGLISH</w:t>
             </w:r>
@@ -591,11 +587,7 @@
             <w:tcW w:type="dxa" w:w="1530"/>
           </w:tcPr>
           <w:p>
-            <w:r>
-              <w:t>8C</w:t>
-              <w:br/>
-              <w:t>ENGLISH</w:t>
-            </w:r>
+            <w:r/>
           </w:p>
         </w:tc>
         <w:tc>
@@ -603,11 +595,7 @@
             <w:tcW w:type="dxa" w:w="1530"/>
           </w:tcPr>
           <w:p>
-            <w:r>
-              <w:t>8C</w:t>
-              <w:br/>
-              <w:t>ENGLISH</w:t>
-            </w:r>
+            <w:r/>
           </w:p>
         </w:tc>
         <w:tc>
@@ -627,7 +615,11 @@
             <w:tcW w:type="dxa" w:w="1530"/>
           </w:tcPr>
           <w:p>
-            <w:r/>
+            <w:r>
+              <w:t>7D</w:t>
+              <w:br/>
+              <w:t>ENGLISH</w:t>
+            </w:r>
           </w:p>
         </w:tc>
         <w:tc>
@@ -695,7 +687,11 @@
             <w:tcW w:type="dxa" w:w="1530"/>
           </w:tcPr>
           <w:p>
-            <w:r/>
+            <w:r>
+              <w:t>7D</w:t>
+              <w:br/>
+              <w:t>ENGLISH</w:t>
+            </w:r>
           </w:p>
         </w:tc>
         <w:tc>
@@ -703,11 +699,7 @@
             <w:tcW w:type="dxa" w:w="1530"/>
           </w:tcPr>
           <w:p>
-            <w:r>
-              <w:t>8C</w:t>
-              <w:br/>
-              <w:t>ENGLISH</w:t>
-            </w:r>
+            <w:r/>
           </w:p>
         </w:tc>
         <w:tc>
@@ -748,7 +740,7 @@
           </w:tcPr>
           <w:p>
             <w:r>
-              <w:t>6B</w:t>
+              <w:t>7D</w:t>
               <w:br/>
               <w:t>ENGLISH</w:t>
             </w:r>
@@ -759,7 +751,11 @@
             <w:tcW w:type="dxa" w:w="1530"/>
           </w:tcPr>
           <w:p>
-            <w:r/>
+            <w:r>
+              <w:t>6B</w:t>
+              <w:br/>
+              <w:t>ENGLISH</w:t>
+            </w:r>
           </w:p>
         </w:tc>
         <w:tc>
@@ -845,7 +841,11 @@
             <w:tcW w:type="dxa" w:w="1530"/>
           </w:tcPr>
           <w:p>
-            <w:r/>
+            <w:r>
+              <w:t>7D</w:t>
+              <w:br/>
+              <w:t>ENGLISH</w:t>
+            </w:r>
           </w:p>
         </w:tc>
         <w:tc>

--- a/MARYAM KHAN_timetable.docx
+++ b/MARYAM KHAN_timetable.docx
@@ -212,7 +212,7 @@
           </w:tcPr>
           <w:p>
             <w:r>
-              <w:t>7E</w:t>
+              <w:t>6B</w:t>
               <w:br/>
               <w:t>ENGLISH</w:t>
             </w:r>
@@ -263,11 +263,7 @@
             <w:tcW w:type="dxa" w:w="1530"/>
           </w:tcPr>
           <w:p>
-            <w:r>
-              <w:t>7D</w:t>
-              <w:br/>
-              <w:t>ENGLISH</w:t>
-            </w:r>
+            <w:r/>
           </w:p>
         </w:tc>
         <w:tc>
@@ -288,9 +284,9 @@
           </w:tcPr>
           <w:p>
             <w:r>
-              <w:t>6E</w:t>
+              <w:t>7B</w:t>
               <w:br/>
-              <w:t>ENGLISH</w:t>
+              <w:t>S.ST</w:t>
             </w:r>
           </w:p>
         </w:tc>
@@ -339,18 +335,6 @@
             <w:tcW w:type="dxa" w:w="1530"/>
           </w:tcPr>
           <w:p>
-            <w:r>
-              <w:t>6E</w:t>
-              <w:br/>
-              <w:t>ENGLISH</w:t>
-            </w:r>
-          </w:p>
-        </w:tc>
-        <w:tc>
-          <w:tcPr>
-            <w:tcW w:type="dxa" w:w="1530"/>
-          </w:tcPr>
-          <w:p>
             <w:r/>
           </w:p>
         </w:tc>
@@ -380,7 +364,19 @@
           </w:tcPr>
           <w:p>
             <w:r>
-              <w:t>6B</w:t>
+              <w:t>7D</w:t>
+              <w:br/>
+              <w:t>ENGLISH</w:t>
+            </w:r>
+          </w:p>
+        </w:tc>
+        <w:tc>
+          <w:tcPr>
+            <w:tcW w:type="dxa" w:w="1530"/>
+          </w:tcPr>
+          <w:p>
+            <w:r>
+              <w:t>7D</w:t>
               <w:br/>
               <w:t>ENGLISH</w:t>
             </w:r>
@@ -423,7 +419,11 @@
             <w:tcW w:type="dxa" w:w="1530"/>
           </w:tcPr>
           <w:p>
-            <w:r/>
+            <w:r>
+              <w:t>6B</w:t>
+              <w:br/>
+              <w:t>ENGLISH</w:t>
+            </w:r>
           </w:p>
         </w:tc>
         <w:tc>
@@ -432,9 +432,9 @@
           </w:tcPr>
           <w:p>
             <w:r>
-              <w:t>7B</w:t>
+              <w:t>7D</w:t>
               <w:br/>
-              <w:t>S.ST</w:t>
+              <w:t>ENGLISH</w:t>
             </w:r>
           </w:p>
         </w:tc>
@@ -459,11 +459,7 @@
             <w:tcW w:type="dxa" w:w="1530"/>
           </w:tcPr>
           <w:p>
-            <w:r>
-              <w:t>6E</w:t>
-              <w:br/>
-              <w:t>ENGLISH</w:t>
-            </w:r>
+            <w:r/>
           </w:p>
         </w:tc>
         <w:tc>
@@ -576,7 +572,7 @@
           </w:tcPr>
           <w:p>
             <w:r>
-              <w:t>6B</w:t>
+              <w:t>6E</w:t>
               <w:br/>
               <w:t>ENGLISH</w:t>
             </w:r>
@@ -595,18 +591,10 @@
             <w:tcW w:type="dxa" w:w="1530"/>
           </w:tcPr>
           <w:p>
-            <w:r/>
-          </w:p>
-        </w:tc>
-        <w:tc>
-          <w:tcPr>
-            <w:tcW w:type="dxa" w:w="1530"/>
-          </w:tcPr>
-          <w:p>
             <w:r>
-              <w:t>7B</w:t>
+              <w:t>7D</w:t>
               <w:br/>
-              <w:t>S.ST</w:t>
+              <w:t>ENGLISH</w:t>
             </w:r>
           </w:p>
         </w:tc>
@@ -616,7 +604,19 @@
           </w:tcPr>
           <w:p>
             <w:r>
-              <w:t>7D</w:t>
+              <w:t>6E</w:t>
+              <w:br/>
+              <w:t>ENGLISH</w:t>
+            </w:r>
+          </w:p>
+        </w:tc>
+        <w:tc>
+          <w:tcPr>
+            <w:tcW w:type="dxa" w:w="1530"/>
+          </w:tcPr>
+          <w:p>
+            <w:r>
+              <w:t>7E</w:t>
               <w:br/>
               <w:t>ENGLISH</w:t>
             </w:r>
@@ -659,11 +659,15 @@
             <w:tcW w:type="dxa" w:w="1530"/>
           </w:tcPr>
           <w:p>
-            <w:r>
-              <w:t>7B</w:t>
-              <w:br/>
-              <w:t>S.ST</w:t>
-            </w:r>
+            <w:r/>
+          </w:p>
+        </w:tc>
+        <w:tc>
+          <w:tcPr>
+            <w:tcW w:type="dxa" w:w="1530"/>
+          </w:tcPr>
+          <w:p>
+            <w:r/>
           </w:p>
         </w:tc>
         <w:tc>
@@ -688,18 +692,10 @@
           </w:tcPr>
           <w:p>
             <w:r>
-              <w:t>7D</w:t>
+              <w:t>6E</w:t>
               <w:br/>
               <w:t>ENGLISH</w:t>
             </w:r>
-          </w:p>
-        </w:tc>
-        <w:tc>
-          <w:tcPr>
-            <w:tcW w:type="dxa" w:w="1530"/>
-          </w:tcPr>
-          <w:p>
-            <w:r/>
           </w:p>
         </w:tc>
         <w:tc>
@@ -752,9 +748,9 @@
           </w:tcPr>
           <w:p>
             <w:r>
-              <w:t>6B</w:t>
+              <w:t>7B</w:t>
               <w:br/>
-              <w:t>ENGLISH</w:t>
+              <w:t>S.ST</w:t>
             </w:r>
           </w:p>
         </w:tc>
@@ -775,7 +771,11 @@
             <w:tcW w:type="dxa" w:w="1530"/>
           </w:tcPr>
           <w:p>
-            <w:r/>
+            <w:r>
+              <w:t>6B</w:t>
+              <w:br/>
+              <w:t>ENGLISH</w:t>
+            </w:r>
           </w:p>
         </w:tc>
         <w:tc>
@@ -821,7 +821,11 @@
             <w:tcW w:type="dxa" w:w="1530"/>
           </w:tcPr>
           <w:p>
-            <w:r/>
+            <w:r>
+              <w:t>7B</w:t>
+              <w:br/>
+              <w:t>S.ST</w:t>
+            </w:r>
           </w:p>
         </w:tc>
         <w:tc>
@@ -842,7 +846,7 @@
           </w:tcPr>
           <w:p>
             <w:r>
-              <w:t>7D</w:t>
+              <w:t>6B</w:t>
               <w:br/>
               <w:t>ENGLISH</w:t>
             </w:r>
@@ -853,11 +857,7 @@
             <w:tcW w:type="dxa" w:w="1530"/>
           </w:tcPr>
           <w:p>
-            <w:r>
-              <w:t>6B</w:t>
-              <w:br/>
-              <w:t>ENGLISH</w:t>
-            </w:r>
+            <w:r/>
           </w:p>
         </w:tc>
         <w:tc>
